--- a/bast_template.docx
+++ b/bast_template.docx
@@ -1,6 +1,6 @@
 
 <file path=word/document.xml><?xml version="1.0" encoding="utf-8"?>
-<w:document xmlns:wpc="http://schemas.microsoft.com/office/word/2010/wordprocessingCanvas" xmlns:cx="http://schemas.microsoft.com/office/drawing/2014/chartex" xmlns:cx1="http://schemas.microsoft.com/office/drawing/2015/9/8/chartex" xmlns:cx2="http://schemas.microsoft.com/office/drawing/2015/10/21/chartex" xmlns:cx3="http://schemas.microsoft.com/office/drawing/2016/5/9/chartex" xmlns:cx4="http://schemas.microsoft.com/office/drawing/2016/5/10/chartex" xmlns:cx5="http://schemas.microsoft.com/office/drawing/2016/5/11/chartex" xmlns:cx6="http://schemas.microsoft.com/office/drawing/2016/5/12/chartex" xmlns:cx7="http://schemas.microsoft.com/office/drawing/2016/5/13/chartex" xmlns:cx8="http://schemas.microsoft.com/office/drawing/2016/5/14/chartex" xmlns:mc="http://schemas.openxmlformats.org/markup-compatibility/2006" xmlns:aink="http://schemas.microsoft.com/office/drawing/2016/ink" xmlns:am3d="http://schemas.microsoft.com/office/drawing/2017/model3d" xmlns:o="urn:schemas-microsoft-com:office:office" xmlns:oel="http://schemas.microsoft.com/office/2019/extlst" xmlns:r="http://schemas.openxmlformats.org/officeDocument/2006/relationships" xmlns:m="http://schemas.openxmlformats.org/officeDocument/2006/math" xmlns:v="urn:schemas-microsoft-com:vml" xmlns:wp14="http://schemas.microsoft.com/office/word/2010/wordprocessingDrawing" xmlns:wp="http://schemas.openxmlformats.org/drawingml/2006/wordprocessingDrawing" xmlns:w10="urn:schemas-microsoft-com:office:word" xmlns:w="http://schemas.openxmlformats.org/wordprocessingml/2006/main" xmlns:w14="http://schemas.microsoft.com/office/word/2010/wordml" xmlns:w15="http://schemas.microsoft.com/office/word/2012/wordml" xmlns:w16cex="http://schemas.microsoft.com/office/word/2018/wordml/cex" xmlns:w16cid="http://schemas.microsoft.com/office/word/2016/wordml/cid" xmlns:w16="http://schemas.microsoft.com/office/word/2018/wordml" xmlns:w16du="http://schemas.microsoft.com/office/word/2023/wordml/word16du" xmlns:w16sdtdh="http://schemas.microsoft.com/office/word/2020/wordml/sdtdatahash" xmlns:w16sdtfl="http://schemas.microsoft.com/office/word/2024/wordml/sdtformatlock" xmlns:w16se="http://schemas.microsoft.com/office/word/2015/wordml/symex" xmlns:wpg="http://schemas.microsoft.com/office/word/2010/wordprocessingGroup" xmlns:wpi="http://schemas.microsoft.com/office/word/2010/wordprocessingInk" xmlns:wne="http://schemas.microsoft.com/office/word/2006/wordml" xmlns:wps="http://schemas.microsoft.com/office/word/2010/wordprocessingShape" mc:Ignorable="w14 w15 w16se w16cid w16 w16cex w16sdtdh w16sdtfl w16du wp14">
+<w:document xmlns:wpc="http://schemas.microsoft.com/office/word/2010/wordprocessingCanvas" xmlns:cx="http://schemas.microsoft.com/office/drawing/2014/chartex" xmlns:cx1="http://schemas.microsoft.com/office/drawing/2015/9/8/chartex" xmlns:cx2="http://schemas.microsoft.com/office/drawing/2015/10/21/chartex" xmlns:cx3="http://schemas.microsoft.com/office/drawing/2016/5/9/chartex" xmlns:cx4="http://schemas.microsoft.com/office/drawing/2016/5/10/chartex" xmlns:cx5="http://schemas.microsoft.com/office/drawing/2016/5/11/chartex" xmlns:cx6="http://schemas.microsoft.com/office/drawing/2016/5/12/chartex" xmlns:cx7="http://schemas.microsoft.com/office/drawing/2016/5/13/chartex" xmlns:cx8="http://schemas.microsoft.com/office/drawing/2016/5/14/chartex" xmlns:mc="http://schemas.openxmlformats.org/markup-compatibility/2006" xmlns:aink="http://schemas.microsoft.com/office/drawing/2016/ink" xmlns:am3d="http://schemas.microsoft.com/office/drawing/2017/model3d" xmlns:o="urn:schemas-microsoft-com:office:office" xmlns:r="http://schemas.openxmlformats.org/officeDocument/2006/relationships" xmlns:m="http://schemas.openxmlformats.org/officeDocument/2006/math" xmlns:v="urn:schemas-microsoft-com:vml" xmlns:wp14="http://schemas.microsoft.com/office/word/2010/wordprocessingDrawing" xmlns:wp="http://schemas.openxmlformats.org/drawingml/2006/wordprocessingDrawing" xmlns:w10="urn:schemas-microsoft-com:office:word" xmlns:w="http://schemas.openxmlformats.org/wordprocessingml/2006/main" xmlns:w14="http://schemas.microsoft.com/office/word/2010/wordml" xmlns:w15="http://schemas.microsoft.com/office/word/2012/wordml" xmlns:w16cex="http://schemas.microsoft.com/office/word/2018/wordml/cex" xmlns:w16cid="http://schemas.microsoft.com/office/word/2016/wordml/cid" xmlns:w16="http://schemas.microsoft.com/office/word/2018/wordml" xmlns:w16se="http://schemas.microsoft.com/office/word/2015/wordml/symex" xmlns:wpg="http://schemas.microsoft.com/office/word/2010/wordprocessingGroup" xmlns:wpi="http://schemas.microsoft.com/office/word/2010/wordprocessingInk" xmlns:wne="http://schemas.microsoft.com/office/word/2006/wordml" xmlns:wps="http://schemas.microsoft.com/office/word/2010/wordprocessingShape" mc:Ignorable="w14 w15 w16se w16cid w16 w16cex wp14">
   <w:body>
     <w:tbl>
       <w:tblPr>
@@ -257,28 +257,15 @@
       </w:r>
       <w:proofErr w:type="gramEnd"/>
       <w:r>
-        <w:t xml:space="preserve"> {Nomor}</w:t>
-      </w:r>
-      <w:r>
-        <w:t/>
-      </w:r>
-      <w:r>
-        <w:t/>
-      </w:r>
-      <w:r>
-        <w:t/>
-      </w:r>
-      <w:r>
-        <w:t xml:space="preserve"/>
-      </w:r>
-      <w:r>
-        <w:t/>
-      </w:r>
-      <w:r>
-        <w:t/>
-      </w:r>
-      <w:r>
-        <w:t/>
+        <w:t xml:space="preserve"> {</w:t>
+      </w:r>
+      <w:proofErr w:type="spellStart"/>
+      <w:r>
+        <w:t>Nomor</w:t>
+      </w:r>
+      <w:proofErr w:type="spellEnd"/>
+      <w:r>
+        <w:t>}</w:t>
       </w:r>
     </w:p>
     <w:p>
@@ -294,162 +281,8 @@
         <w:jc w:val="both"/>
       </w:pPr>
       <w:r>
-        <w:t xml:space="preserve">{HariTanggal}</w:t>
-      </w:r>
-      <w:proofErr w:type="spellStart"/>
-      <w:r>
-        <w:t/>
-      </w:r>
-      <w:proofErr w:type="spellEnd"/>
-      <w:r>
-        <w:t xml:space="preserve"/>
-      </w:r>
-      <w:proofErr w:type="spellStart"/>
-      <w:r>
-        <w:t/>
-      </w:r>
-      <w:proofErr w:type="spellEnd"/>
-      <w:r>
-        <w:t xml:space="preserve"/>
-      </w:r>
-      <w:proofErr w:type="gramStart"/>
-      <w:r>
-        <w:rPr>
-          <w:i/>
-          <w:iCs/>
-        </w:rPr>
-        <w:t xml:space="preserve"/>
-      </w:r>
-      <w:r>
-        <w:t xml:space="preserve"/>
-      </w:r>
-      <w:proofErr w:type="spellStart"/>
-      <w:r>
-        <w:t/>
-      </w:r>
-      <w:proofErr w:type="spellEnd"/>
-      <w:proofErr w:type="gramEnd"/>
-      <w:r>
-        <w:t xml:space="preserve"/>
-      </w:r>
-      <w:r>
-        <w:rPr>
-          <w:i/>
-          <w:iCs/>
-        </w:rPr>
-        <w:t xml:space="preserve"/>
-      </w:r>
-      <w:proofErr w:type="spellStart"/>
-      <w:r>
-        <w:rPr>
-          <w:i/>
-          <w:iCs/>
-        </w:rPr>
-        <w:t/>
-      </w:r>
-      <w:proofErr w:type="spellEnd"/>
-      <w:r>
-        <w:rPr>
-          <w:i/>
-          <w:iCs/>
-        </w:rPr>
-        <w:t xml:space="preserve"/>
-      </w:r>
-      <w:r>
-        <w:t xml:space="preserve"/>
-      </w:r>
-      <w:r>
-        <w:rPr>
-          <w:i/>
-          <w:iCs/>
-        </w:rPr>
-        <w:t/>
-      </w:r>
-      <w:r>
-        <w:t xml:space="preserve"/>
-      </w:r>
-      <w:proofErr w:type="spellStart"/>
-      <w:r>
-        <w:t/>
-      </w:r>
-      <w:proofErr w:type="spellEnd"/>
-      <w:r>
-        <w:t xml:space="preserve"/>
-      </w:r>
-      <w:r>
-        <w:rPr>
-          <w:i/>
-          <w:iCs/>
-        </w:rPr>
-        <w:t xml:space="preserve"/>
-      </w:r>
-      <w:proofErr w:type="spellStart"/>
-      <w:r>
-        <w:rPr>
-          <w:i/>
-          <w:iCs/>
-        </w:rPr>
-        <w:t/>
-      </w:r>
-      <w:proofErr w:type="spellEnd"/>
-      <w:r>
-        <w:rPr>
-          <w:i/>
-          <w:iCs/>
-        </w:rPr>
-        <w:t xml:space="preserve"/>
-      </w:r>
-      <w:r>
-        <w:rPr>
-          <w:i/>
-          <w:iCs/>
-        </w:rPr>
-        <w:t/>
-      </w:r>
-      <w:r>
-        <w:rPr>
-          <w:i/>
-          <w:iCs/>
-        </w:rPr>
-        <w:t/>
-      </w:r>
-      <w:r>
-        <w:t xml:space="preserve"/>
-      </w:r>
-      <w:proofErr w:type="spellStart"/>
-      <w:r>
-        <w:t/>
-      </w:r>
-      <w:proofErr w:type="spellEnd"/>
-      <w:r>
-        <w:t xml:space="preserve"/>
-      </w:r>
-      <w:proofErr w:type="spellStart"/>
-      <w:r>
-        <w:t/>
-      </w:r>
-      <w:proofErr w:type="spellEnd"/>
-      <w:r>
-        <w:t xml:space="preserve"/>
-      </w:r>
-      <w:proofErr w:type="spellStart"/>
-      <w:r>
-        <w:t/>
-      </w:r>
-      <w:proofErr w:type="spellEnd"/>
-      <w:r>
-        <w:t xml:space="preserve"/>
-      </w:r>
-      <w:proofErr w:type="spellStart"/>
-      <w:proofErr w:type="gramStart"/>
-      <w:r>
-        <w:t/>
-      </w:r>
-      <w:proofErr w:type="spellEnd"/>
-      <w:r>
-        <w:t xml:space="preserve"/>
-      </w:r>
-      <w:proofErr w:type="gramEnd"/>
+        <w:t>{HariTanggal}</w:t>
+      </w:r>
     </w:p>
     <w:p>
       <w:pPr>
@@ -533,15 +366,8 @@
               <w:spacing w:line="250" w:lineRule="auto"/>
             </w:pPr>
             <w:r>
-              <w:t xml:space="preserve">{P1Nama}</w:t>
-            </w:r>
-            <w:proofErr w:type="spellStart"/>
-            <w:proofErr w:type="gramStart"/>
-            <w:r>
-              <w:t/>
-            </w:r>
-            <w:proofErr w:type="spellEnd"/>
-            <w:proofErr w:type="gramEnd"/>
+              <w:t>{P1Nama}</w:t>
+            </w:r>
           </w:p>
         </w:tc>
       </w:tr>
@@ -601,24 +427,6 @@
             <w:r>
               <w:t>{P1NIP}</w:t>
             </w:r>
-            <w:r>
-              <w:t xml:space="preserve"/>
-            </w:r>
-            <w:r>
-              <w:t/>
-            </w:r>
-            <w:r>
-              <w:t xml:space="preserve"/>
-            </w:r>
-            <w:r>
-              <w:t/>
-            </w:r>
-            <w:r>
-              <w:t xml:space="preserve"/>
-            </w:r>
-            <w:r>
-              <w:t/>
-            </w:r>
           </w:p>
         </w:tc>
       </w:tr>
@@ -677,29 +485,8 @@
             <w:pPr>
               <w:spacing w:line="250" w:lineRule="auto"/>
             </w:pPr>
-            <w:proofErr w:type="spellStart"/>
             <w:r>
               <w:t>{P1Jabatan}</w:t>
-            </w:r>
-            <w:proofErr w:type="spellEnd"/>
-            <w:r>
-              <w:t xml:space="preserve"/>
-            </w:r>
-            <w:proofErr w:type="spellStart"/>
-            <w:r>
-              <w:t/>
-            </w:r>
-            <w:proofErr w:type="spellEnd"/>
-            <w:r>
-              <w:t xml:space="preserve"/>
-            </w:r>
-            <w:proofErr w:type="spellStart"/>
-            <w:r>
-              <w:t/>
-            </w:r>
-            <w:proofErr w:type="spellEnd"/>
-            <w:r>
-              <w:t xml:space="preserve"/>
             </w:r>
           </w:p>
         </w:tc>
@@ -757,11 +544,9 @@
             <w:pPr>
               <w:spacing w:line="250" w:lineRule="auto"/>
             </w:pPr>
-            <w:proofErr w:type="spellStart"/>
             <w:r>
               <w:t>{P1Alamat}</w:t>
             </w:r>
-            <w:proofErr w:type="spellEnd"/>
           </w:p>
         </w:tc>
       </w:tr>
@@ -886,21 +671,8 @@
               <w:spacing w:line="250" w:lineRule="auto"/>
             </w:pPr>
             <w:r>
-              <w:t xml:space="preserve">{P2Nama}</w:t>
-            </w:r>
-            <w:proofErr w:type="spellStart"/>
-            <w:r>
-              <w:t/>
-            </w:r>
-            <w:proofErr w:type="spellEnd"/>
-            <w:r>
-              <w:t xml:space="preserve"/>
-            </w:r>
-            <w:proofErr w:type="spellStart"/>
-            <w:r>
-              <w:t/>
-            </w:r>
-            <w:proofErr w:type="spellEnd"/>
+              <w:t>{P2Nama}</w:t>
+            </w:r>
           </w:p>
         </w:tc>
       </w:tr>
@@ -965,29 +737,16 @@
                 <w:rFonts w:ascii="Calibri" w:hAnsi="Calibri" w:cs="Calibri"/>
                 <w:color w:val="000000"/>
               </w:rPr>
-              <w:t>NIP. {P2NIP}</w:t>
-            </w:r>
-            <w:r>
-              <w:rPr>
-                <w:rFonts w:ascii="Calibri" w:hAnsi="Calibri" w:cs="Calibri"/>
+              <w:t xml:space="preserve">NIP. </w:t>
+            </w:r>
+            <w:bookmarkStart w:id="0" w:name="_GoBack"/>
+            <w:r>
+              <w:rPr>
                 <w:color w:val="000000"/>
               </w:rPr>
-              <w:t/>
-            </w:r>
-            <w:r>
-              <w:rPr>
-                <w:rFonts w:ascii="Calibri" w:hAnsi="Calibri" w:cs="Calibri"/>
-                <w:color w:val="000000"/>
-              </w:rPr>
-              <w:t xml:space="preserve"/>
-            </w:r>
-            <w:r>
-              <w:rPr>
-                <w:rFonts w:ascii="Calibri" w:hAnsi="Calibri" w:cs="Calibri"/>
-                <w:color w:val="000000"/>
-              </w:rPr>
-              <w:t/>
-            </w:r>
+              <w:t>{P2NIP}</w:t>
+            </w:r>
+            <w:bookmarkEnd w:id="0"/>
           </w:p>
         </w:tc>
       </w:tr>
@@ -1046,39 +805,8 @@
             <w:pPr>
               <w:spacing w:line="250" w:lineRule="auto"/>
             </w:pPr>
-            <w:proofErr w:type="spellStart"/>
             <w:r>
               <w:t>{P2Jabatan}</w:t>
-            </w:r>
-            <w:proofErr w:type="spellEnd"/>
-            <w:r>
-              <w:t xml:space="preserve"/>
-            </w:r>
-            <w:proofErr w:type="spellStart"/>
-            <w:r>
-              <w:t/>
-            </w:r>
-            <w:proofErr w:type="spellEnd"/>
-            <w:r>
-              <w:t xml:space="preserve"/>
-            </w:r>
-            <w:r>
-              <w:t/>
-            </w:r>
-            <w:r>
-              <w:t/>
-            </w:r>
-            <w:r>
-              <w:t xml:space="preserve"/>
-            </w:r>
-            <w:r>
-              <w:t/>
-            </w:r>
-            <w:r>
-              <w:t/>
-            </w:r>
-            <w:r>
-              <w:t xml:space="preserve"/>
             </w:r>
           </w:p>
         </w:tc>
@@ -1136,11 +864,9 @@
             <w:pPr>
               <w:spacing w:line="250" w:lineRule="auto"/>
             </w:pPr>
-            <w:proofErr w:type="spellStart"/>
             <w:r>
               <w:t>{P2Alamat}</w:t>
             </w:r>
-            <w:proofErr w:type="spellEnd"/>
           </w:p>
         </w:tc>
       </w:tr>
@@ -1196,15 +922,7 @@
       </w:pPr>
       <w:proofErr w:type="spellStart"/>
       <w:r>
-        <w:t>Dengan</w:t>
-      </w:r>
-      <w:proofErr w:type="spellEnd"/>
-      <w:r>
-        <w:t xml:space="preserve"/>
-      </w:r>
-      <w:proofErr w:type="spellStart"/>
-      <w:r>
-        <w:t>ini</w:t>
+        <w:t>Denganini</w:t>
       </w:r>
       <w:proofErr w:type="spellEnd"/>
       <w:r>
@@ -1226,15 +944,15 @@
       </w:r>
       <w:proofErr w:type="spellEnd"/>
       <w:r>
-        <w:t xml:space="preserve"> </w:t>
-      </w:r>
-      <w:proofErr w:type="spellStart"/>
-      <w:r>
-        <w:t>{JumlahUnit} unit</w:t>
-      </w:r>
-      <w:proofErr w:type="spellEnd"/>
-      <w:r>
-        <w:t xml:space="preserve"> </w:t>
+        <w:t xml:space="preserve"> {</w:t>
+      </w:r>
+      <w:proofErr w:type="spellStart"/>
+      <w:r>
+        <w:t>JumlahUnit</w:t>
+      </w:r>
+      <w:proofErr w:type="spellEnd"/>
+      <w:r>
+        <w:t xml:space="preserve">} unit </w:t>
       </w:r>
       <w:proofErr w:type="spellStart"/>
       <w:r>
@@ -1254,28 +972,33 @@
       </w:r>
       <w:proofErr w:type="spellStart"/>
       <w:r>
-        <w:t>roda {RodaText}</w:t>
-      </w:r>
-      <w:proofErr w:type="spellEnd"/>
-      <w:r>
-        <w:t xml:space="preserve"> </w:t>
-      </w:r>
+        <w:t>roda</w:t>
+      </w:r>
+      <w:proofErr w:type="spellEnd"/>
+      <w:r>
+        <w:t xml:space="preserve"> {</w:t>
+      </w:r>
+      <w:proofErr w:type="spellStart"/>
       <w:proofErr w:type="gramStart"/>
       <w:r>
-        <w:t/>
-      </w:r>
-      <w:r>
-        <w:t xml:space="preserve"> </w:t>
-      </w:r>
-      <w:r>
-        <w:t xml:space="preserve"> </w:t>
-      </w:r>
-      <w:proofErr w:type="spellStart"/>
+        <w:t>RodaText</w:t>
+      </w:r>
+      <w:proofErr w:type="spellEnd"/>
+      <w:r>
+        <w:t xml:space="preserve">} </w:t>
+      </w:r>
+      <w:r>
+        <w:t xml:space="preserve"> </w:t>
+      </w:r>
+      <w:r>
+        <w:t xml:space="preserve"> </w:t>
+      </w:r>
+      <w:proofErr w:type="spellStart"/>
+      <w:proofErr w:type="gramEnd"/>
       <w:r>
         <w:t>milik</w:t>
       </w:r>
       <w:proofErr w:type="spellEnd"/>
-      <w:proofErr w:type="gramEnd"/>
       <w:r>
         <w:t xml:space="preserve"> </w:t>
       </w:r>
@@ -1431,7 +1154,10 @@
       </w:r>
       <w:proofErr w:type="spellStart"/>
       <w:r>
-        <w:t>dipergunakan</w:t>
+        <w:t>dipergu</w:t>
+      </w:r>
+      <w:r>
+        <w:t>nakan</w:t>
       </w:r>
       <w:proofErr w:type="spellEnd"/>
       <w:r>
@@ -1479,8 +1205,13 @@
         <w:ind w:firstLine="700"/>
         <w:jc w:val="both"/>
       </w:pPr>
-      <w:r>
-        <w:t xml:space="preserve">Adapun </w:t>
+      <w:proofErr w:type="spellStart"/>
+      <w:r>
+        <w:t>Adapun</w:t>
+      </w:r>
+      <w:proofErr w:type="spellEnd"/>
+      <w:r>
+        <w:t xml:space="preserve"> </w:t>
       </w:r>
       <w:proofErr w:type="spellStart"/>
       <w:r>
@@ -1556,15 +1287,15 @@
         <w:tblLook w:val="04A0" w:firstRow="1" w:lastRow="0" w:firstColumn="1" w:lastColumn="0" w:noHBand="0" w:noVBand="1"/>
       </w:tblPr>
       <w:tblGrid>
-        <w:gridCol w:w="302"/>
-        <w:gridCol w:w="822"/>
-        <w:gridCol w:w="700"/>
-        <w:gridCol w:w="812"/>
-        <w:gridCol w:w="1308"/>
-        <w:gridCol w:w="2129"/>
-        <w:gridCol w:w="1448"/>
-        <w:gridCol w:w="1415"/>
-        <w:gridCol w:w="837"/>
+        <w:gridCol w:w="1108"/>
+        <w:gridCol w:w="1139"/>
+        <w:gridCol w:w="1025"/>
+        <w:gridCol w:w="748"/>
+        <w:gridCol w:w="1214"/>
+        <w:gridCol w:w="1077"/>
+        <w:gridCol w:w="933"/>
+        <w:gridCol w:w="1231"/>
+        <w:gridCol w:w="1498"/>
       </w:tblGrid>
       <w:tr>
         <w:tc>
@@ -2033,15 +1764,29 @@
                 <w:szCs w:val="20"/>
               </w:rPr>
             </w:pPr>
-            <w:proofErr w:type="spellStart"/>
             <w:r>
               <w:rPr>
                 <w:sz w:val="20"/>
                 <w:szCs w:val="20"/>
               </w:rPr>
-              <w:t>{MerkType}</w:t>
+              <w:t>{</w:t>
+            </w:r>
+            <w:proofErr w:type="spellStart"/>
+            <w:r>
+              <w:rPr>
+                <w:sz w:val="20"/>
+                <w:szCs w:val="20"/>
+              </w:rPr>
+              <w:t>MerkType</w:t>
             </w:r>
             <w:proofErr w:type="spellEnd"/>
+            <w:r>
+              <w:rPr>
+                <w:sz w:val="20"/>
+                <w:szCs w:val="20"/>
+              </w:rPr>
+              <w:t>}</w:t>
+            </w:r>
           </w:p>
         </w:tc>
         <w:tc>
@@ -2108,20 +1853,6 @@
               </w:rPr>
               <w:t>{Tahun}</w:t>
             </w:r>
-            <w:r>
-              <w:rPr>
-                <w:sz w:val="20"/>
-                <w:szCs w:val="20"/>
-              </w:rPr>
-              <w:t/>
-            </w:r>
-            <w:r>
-              <w:rPr>
-                <w:sz w:val="20"/>
-                <w:szCs w:val="20"/>
-              </w:rPr>
-              <w:t/>
-            </w:r>
           </w:p>
         </w:tc>
         <w:tc>
@@ -2155,41 +1886,6 @@
               </w:rPr>
               <w:t>{NoRangka}</w:t>
             </w:r>
-            <w:r>
-              <w:rPr>
-                <w:sz w:val="20"/>
-                <w:szCs w:val="20"/>
-              </w:rPr>
-              <w:t/>
-            </w:r>
-            <w:r>
-              <w:rPr>
-                <w:sz w:val="20"/>
-                <w:szCs w:val="20"/>
-              </w:rPr>
-              <w:t/>
-            </w:r>
-            <w:r>
-              <w:rPr>
-                <w:sz w:val="20"/>
-                <w:szCs w:val="20"/>
-              </w:rPr>
-              <w:t/>
-            </w:r>
-            <w:r>
-              <w:rPr>
-                <w:sz w:val="20"/>
-                <w:szCs w:val="20"/>
-              </w:rPr>
-              <w:t/>
-            </w:r>
-            <w:r>
-              <w:rPr>
-                <w:sz w:val="20"/>
-                <w:szCs w:val="20"/>
-              </w:rPr>
-              <w:t/>
-            </w:r>
           </w:p>
         </w:tc>
         <w:tc>
@@ -2223,13 +1919,6 @@
               </w:rPr>
               <w:t>{NoMesin}</w:t>
             </w:r>
-            <w:r>
-              <w:rPr>
-                <w:sz w:val="20"/>
-                <w:szCs w:val="20"/>
-              </w:rPr>
-              <w:t/>
-            </w:r>
           </w:p>
         </w:tc>
         <w:tc>
@@ -2294,21 +1983,7 @@
                 <w:sz w:val="20"/>
                 <w:szCs w:val="20"/>
               </w:rPr>
-              <w:t xml:space="preserve">{NoPolisi}{/asets}</w:t>
-            </w:r>
-            <w:r>
-              <w:rPr>
-                <w:sz w:val="20"/>
-                <w:szCs w:val="20"/>
-              </w:rPr>
-              <w:t xml:space="preserve"/>
-            </w:r>
-            <w:r>
-              <w:rPr>
-                <w:sz w:val="20"/>
-                <w:szCs w:val="20"/>
-              </w:rPr>
-              <w:t/>
+              <w:t>{NoPolisi}{/asets}</w:t>
             </w:r>
           </w:p>
         </w:tc>
@@ -2371,7 +2046,15 @@
       </w:r>
       <w:proofErr w:type="spellEnd"/>
       <w:r>
-        <w:t xml:space="preserve"> Pajak </w:t>
+        <w:t xml:space="preserve"> </w:t>
+      </w:r>
+      <w:proofErr w:type="spellStart"/>
+      <w:r>
+        <w:t>Pajak</w:t>
+      </w:r>
+      <w:proofErr w:type="spellEnd"/>
+      <w:r>
+        <w:t xml:space="preserve"> </w:t>
       </w:r>
       <w:proofErr w:type="spellStart"/>
       <w:r>
@@ -2649,7 +2332,10 @@
       </w:r>
       <w:proofErr w:type="spellStart"/>
       <w:r>
-        <w:t>dinas</w:t>
+        <w:t>dina</w:t>
+      </w:r>
+      <w:r>
+        <w:t>s</w:t>
       </w:r>
       <w:proofErr w:type="spellEnd"/>
       <w:r>
@@ -2817,7 +2503,15 @@
       </w:r>
       <w:proofErr w:type="spellEnd"/>
       <w:r>
-        <w:t xml:space="preserve"> Berita Acara </w:t>
+        <w:t xml:space="preserve"> </w:t>
+      </w:r>
+      <w:proofErr w:type="spellStart"/>
+      <w:r>
+        <w:t>Berita</w:t>
+      </w:r>
+      <w:proofErr w:type="spellEnd"/>
+      <w:r>
+        <w:t xml:space="preserve"> Acara </w:t>
       </w:r>
       <w:proofErr w:type="spellStart"/>
       <w:r>
@@ -2993,18 +2687,8 @@
               <w:rPr>
                 <w:u w:val="single"/>
               </w:rPr>
-              <w:t xml:space="preserve">{P1Nama}</w:t>
-            </w:r>
-            <w:proofErr w:type="spellStart"/>
-            <w:proofErr w:type="gramStart"/>
-            <w:r>
-              <w:rPr>
-                <w:u w:val="single"/>
-              </w:rPr>
-              <w:t/>
-            </w:r>
-            <w:proofErr w:type="spellEnd"/>
-            <w:proofErr w:type="gramEnd"/>
+              <w:t>{P1Nama}</w:t>
+            </w:r>
           </w:p>
           <w:p>
             <w:pPr>
@@ -3012,10 +2696,7 @@
               <w:jc w:val="center"/>
             </w:pPr>
             <w:r>
-              <w:t xml:space="preserve">NIP. {P1NIP}</w:t>
-            </w:r>
-            <w:r>
-              <w:t/>
+              <w:t>NIP. {P1NIP}</w:t>
             </w:r>
           </w:p>
         </w:tc>
@@ -3041,30 +2722,8 @@
               <w:rPr>
                 <w:u w:val="single"/>
               </w:rPr>
-              <w:t xml:space="preserve">{P2Nama}</w:t>
-            </w:r>
-            <w:proofErr w:type="spellStart"/>
-            <w:r>
-              <w:rPr>
-                <w:u w:val="single"/>
-              </w:rPr>
-              <w:t/>
-            </w:r>
-            <w:proofErr w:type="spellEnd"/>
-            <w:r>
-              <w:rPr>
-                <w:u w:val="single"/>
-              </w:rPr>
-              <w:t xml:space="preserve"/>
-            </w:r>
-            <w:proofErr w:type="spellStart"/>
-            <w:r>
-              <w:rPr>
-                <w:u w:val="single"/>
-              </w:rPr>
-              <w:t/>
-            </w:r>
-            <w:proofErr w:type="spellEnd"/>
+              <w:t>{P2Nama}</w:t>
+            </w:r>
           </w:p>
           <w:p>
             <w:pPr>
@@ -3075,19 +2734,7 @@
               <w:rPr>
                 <w:rFonts w:eastAsia="Times New Roman"/>
               </w:rPr>
-              <w:t xml:space="preserve">NIP. {P2NIP}</w:t>
-            </w:r>
-            <w:r>
-              <w:rPr>
-                <w:rFonts w:eastAsia="Times New Roman"/>
-              </w:rPr>
-              <w:t/>
-            </w:r>
-            <w:r>
-              <w:rPr>
-                <w:rFonts w:eastAsia="Times New Roman"/>
-              </w:rPr>
-              <w:t/>
+              <w:t>NIP. {P2NIP}</w:t>
             </w:r>
           </w:p>
         </w:tc>
@@ -3105,7 +2752,7 @@
 </file>
 
 <file path=word/numbering.xml><?xml version="1.0" encoding="utf-8"?>
-<w:numbering xmlns:wpc="http://schemas.microsoft.com/office/word/2010/wordprocessingCanvas" xmlns:cx="http://schemas.microsoft.com/office/drawing/2014/chartex" xmlns:cx1="http://schemas.microsoft.com/office/drawing/2015/9/8/chartex" xmlns:cx2="http://schemas.microsoft.com/office/drawing/2015/10/21/chartex" xmlns:cx3="http://schemas.microsoft.com/office/drawing/2016/5/9/chartex" xmlns:cx4="http://schemas.microsoft.com/office/drawing/2016/5/10/chartex" xmlns:cx5="http://schemas.microsoft.com/office/drawing/2016/5/11/chartex" xmlns:cx6="http://schemas.microsoft.com/office/drawing/2016/5/12/chartex" xmlns:cx7="http://schemas.microsoft.com/office/drawing/2016/5/13/chartex" xmlns:cx8="http://schemas.microsoft.com/office/drawing/2016/5/14/chartex" xmlns:mc="http://schemas.openxmlformats.org/markup-compatibility/2006" xmlns:aink="http://schemas.microsoft.com/office/drawing/2016/ink" xmlns:am3d="http://schemas.microsoft.com/office/drawing/2017/model3d" xmlns:o="urn:schemas-microsoft-com:office:office" xmlns:oel="http://schemas.microsoft.com/office/2019/extlst" xmlns:r="http://schemas.openxmlformats.org/officeDocument/2006/relationships" xmlns:m="http://schemas.openxmlformats.org/officeDocument/2006/math" xmlns:v="urn:schemas-microsoft-com:vml" xmlns:wp14="http://schemas.microsoft.com/office/word/2010/wordprocessingDrawing" xmlns:wp="http://schemas.openxmlformats.org/drawingml/2006/wordprocessingDrawing" xmlns:w10="urn:schemas-microsoft-com:office:word" xmlns:w="http://schemas.openxmlformats.org/wordprocessingml/2006/main" xmlns:w14="http://schemas.microsoft.com/office/word/2010/wordml" xmlns:w15="http://schemas.microsoft.com/office/word/2012/wordml" xmlns:w16cex="http://schemas.microsoft.com/office/word/2018/wordml/cex" xmlns:w16cid="http://schemas.microsoft.com/office/word/2016/wordml/cid" xmlns:w16="http://schemas.microsoft.com/office/word/2018/wordml" xmlns:w16du="http://schemas.microsoft.com/office/word/2023/wordml/word16du" xmlns:w16sdtdh="http://schemas.microsoft.com/office/word/2020/wordml/sdtdatahash" xmlns:w16sdtfl="http://schemas.microsoft.com/office/word/2024/wordml/sdtformatlock" xmlns:w16se="http://schemas.microsoft.com/office/word/2015/wordml/symex" xmlns:wpg="http://schemas.microsoft.com/office/word/2010/wordprocessingGroup" xmlns:wpi="http://schemas.microsoft.com/office/word/2010/wordprocessingInk" xmlns:wne="http://schemas.microsoft.com/office/word/2006/wordml" xmlns:wps="http://schemas.microsoft.com/office/word/2010/wordprocessingShape" mc:Ignorable="w14 w15 w16se w16cid w16 w16cex w16sdtdh w16sdtfl w16du wp14">
+<w:numbering xmlns:wpc="http://schemas.microsoft.com/office/word/2010/wordprocessingCanvas" xmlns:cx="http://schemas.microsoft.com/office/drawing/2014/chartex" xmlns:cx1="http://schemas.microsoft.com/office/drawing/2015/9/8/chartex" xmlns:cx2="http://schemas.microsoft.com/office/drawing/2015/10/21/chartex" xmlns:cx3="http://schemas.microsoft.com/office/drawing/2016/5/9/chartex" xmlns:cx4="http://schemas.microsoft.com/office/drawing/2016/5/10/chartex" xmlns:cx5="http://schemas.microsoft.com/office/drawing/2016/5/11/chartex" xmlns:cx6="http://schemas.microsoft.com/office/drawing/2016/5/12/chartex" xmlns:cx7="http://schemas.microsoft.com/office/drawing/2016/5/13/chartex" xmlns:cx8="http://schemas.microsoft.com/office/drawing/2016/5/14/chartex" xmlns:mc="http://schemas.openxmlformats.org/markup-compatibility/2006" xmlns:aink="http://schemas.microsoft.com/office/drawing/2016/ink" xmlns:am3d="http://schemas.microsoft.com/office/drawing/2017/model3d" xmlns:o="urn:schemas-microsoft-com:office:office" xmlns:r="http://schemas.openxmlformats.org/officeDocument/2006/relationships" xmlns:m="http://schemas.openxmlformats.org/officeDocument/2006/math" xmlns:v="urn:schemas-microsoft-com:vml" xmlns:wp14="http://schemas.microsoft.com/office/word/2010/wordprocessingDrawing" xmlns:wp="http://schemas.openxmlformats.org/drawingml/2006/wordprocessingDrawing" xmlns:w10="urn:schemas-microsoft-com:office:word" xmlns:w="http://schemas.openxmlformats.org/wordprocessingml/2006/main" xmlns:w14="http://schemas.microsoft.com/office/word/2010/wordml" xmlns:w15="http://schemas.microsoft.com/office/word/2012/wordml" xmlns:w16cex="http://schemas.microsoft.com/office/word/2018/wordml/cex" xmlns:w16cid="http://schemas.microsoft.com/office/word/2016/wordml/cid" xmlns:w16="http://schemas.microsoft.com/office/word/2018/wordml" xmlns:w16se="http://schemas.microsoft.com/office/word/2015/wordml/symex" xmlns:wpg="http://schemas.microsoft.com/office/word/2010/wordprocessingGroup" xmlns:wpi="http://schemas.microsoft.com/office/word/2010/wordprocessingInk" xmlns:wne="http://schemas.microsoft.com/office/word/2006/wordml" xmlns:wps="http://schemas.microsoft.com/office/word/2010/wordprocessingShape" mc:Ignorable="w14 w15 w16se w16cid w16 w16cex wp14">
   <w:abstractNum w:abstractNumId="0" w15:restartNumberingAfterBreak="0">
     <w:nsid w:val="5D6B1E35"/>
     <w:multiLevelType w:val="hybridMultilevel"/>
@@ -3192,7 +2839,7 @@
       </w:pPr>
     </w:lvl>
   </w:abstractNum>
-  <w:num w:numId="1" w16cid:durableId="2085761284">
+  <w:num w:numId="1">
     <w:abstractNumId w:val="0"/>
     <w:lvlOverride w:ilvl="0">
       <w:startOverride w:val="1"/>
@@ -3202,7 +2849,7 @@
 </file>
 
 <file path=word/styles.xml><?xml version="1.0" encoding="utf-8"?>
-<w:styles xmlns:mc="http://schemas.openxmlformats.org/markup-compatibility/2006" xmlns:r="http://schemas.openxmlformats.org/officeDocument/2006/relationships" xmlns:w="http://schemas.openxmlformats.org/wordprocessingml/2006/main" xmlns:w14="http://schemas.microsoft.com/office/word/2010/wordml" xmlns:w15="http://schemas.microsoft.com/office/word/2012/wordml" xmlns:w16cex="http://schemas.microsoft.com/office/word/2018/wordml/cex" xmlns:w16cid="http://schemas.microsoft.com/office/word/2016/wordml/cid" xmlns:w16="http://schemas.microsoft.com/office/word/2018/wordml" xmlns:w16du="http://schemas.microsoft.com/office/word/2023/wordml/word16du" xmlns:w16sdtdh="http://schemas.microsoft.com/office/word/2020/wordml/sdtdatahash" xmlns:w16sdtfl="http://schemas.microsoft.com/office/word/2024/wordml/sdtformatlock" xmlns:w16se="http://schemas.microsoft.com/office/word/2015/wordml/symex" mc:Ignorable="w14 w15 w16se w16cid w16 w16cex w16sdtdh w16sdtfl w16du">
+<w:styles xmlns:mc="http://schemas.openxmlformats.org/markup-compatibility/2006" xmlns:r="http://schemas.openxmlformats.org/officeDocument/2006/relationships" xmlns:w="http://schemas.openxmlformats.org/wordprocessingml/2006/main" xmlns:w14="http://schemas.microsoft.com/office/word/2010/wordml" xmlns:w15="http://schemas.microsoft.com/office/word/2012/wordml" xmlns:w16cex="http://schemas.microsoft.com/office/word/2018/wordml/cex" xmlns:w16cid="http://schemas.microsoft.com/office/word/2016/wordml/cid" xmlns:w16="http://schemas.microsoft.com/office/word/2018/wordml" xmlns:w16se="http://schemas.microsoft.com/office/word/2015/wordml/symex" mc:Ignorable="w14 w15 w16se w16cid w16 w16cex">
   <w:docDefaults>
     <w:rPrDefault>
       <w:rPr>

--- a/bast_template.docx
+++ b/bast_template.docx
@@ -189,21 +189,7 @@
               <w:rPr>
                 <w:rFonts w:eastAsia="Times New Roman"/>
               </w:rPr>
-              <w:t xml:space="preserve">JALAN WEEKAROU NO. - TELP. 0387 </w:t>
-            </w:r>
-            <w:proofErr w:type="gramStart"/>
-            <w:r>
-              <w:rPr>
-                <w:rFonts w:eastAsia="Times New Roman"/>
-              </w:rPr>
-              <w:t>( 21124</w:t>
-            </w:r>
-            <w:proofErr w:type="gramEnd"/>
-            <w:r>
-              <w:rPr>
-                <w:rFonts w:eastAsia="Times New Roman"/>
-              </w:rPr>
-              <w:t xml:space="preserve"> ) W A I K A B U B A K</w:t>
+              <w:t>JALAN WEEKAROU NO. - TELP. 0387 ( 21124 ) W A I K A B U B A K</w:t>
             </w:r>
           </w:p>
         </w:tc>
@@ -246,26 +232,8 @@
         <w:spacing w:line="250" w:lineRule="auto"/>
         <w:jc w:val="center"/>
       </w:pPr>
-      <w:proofErr w:type="spellStart"/>
-      <w:proofErr w:type="gramStart"/>
-      <w:r>
-        <w:t>Nomor</w:t>
-      </w:r>
-      <w:proofErr w:type="spellEnd"/>
-      <w:r>
-        <w:t xml:space="preserve"> :</w:t>
-      </w:r>
-      <w:proofErr w:type="gramEnd"/>
-      <w:r>
-        <w:t xml:space="preserve"> {</w:t>
-      </w:r>
-      <w:proofErr w:type="spellStart"/>
-      <w:r>
-        <w:t>Nomor</w:t>
-      </w:r>
-      <w:proofErr w:type="spellEnd"/>
-      <w:r>
-        <w:t>}</w:t>
+      <w:r>
+        <w:t>Nomor : {Nomor}</w:t>
       </w:r>
     </w:p>
     <w:p>
@@ -445,11 +413,9 @@
             <w:pPr>
               <w:spacing w:line="250" w:lineRule="auto"/>
             </w:pPr>
-            <w:proofErr w:type="spellStart"/>
             <w:r>
               <w:t>Jabatan</w:t>
             </w:r>
-            <w:proofErr w:type="spellEnd"/>
           </w:p>
         </w:tc>
         <w:tc>
@@ -556,37 +522,15 @@
         <w:spacing w:line="250" w:lineRule="auto"/>
         <w:ind w:left="700"/>
       </w:pPr>
-      <w:proofErr w:type="spellStart"/>
-      <w:r>
-        <w:t>Selanjutnya</w:t>
-      </w:r>
-      <w:proofErr w:type="spellEnd"/>
-      <w:r>
-        <w:t xml:space="preserve"> </w:t>
-      </w:r>
-      <w:proofErr w:type="spellStart"/>
-      <w:proofErr w:type="gramStart"/>
-      <w:r>
-        <w:t>disebut</w:t>
-      </w:r>
-      <w:proofErr w:type="spellEnd"/>
-      <w:r>
-        <w:t xml:space="preserve">  </w:t>
+      <w:r>
+        <w:t xml:space="preserve">Selanjutnya disebut  </w:t>
       </w:r>
       <w:r>
         <w:rPr>
           <w:b/>
           <w:bCs/>
         </w:rPr>
-        <w:t>PIHAK</w:t>
-      </w:r>
-      <w:proofErr w:type="gramEnd"/>
-      <w:r>
-        <w:rPr>
-          <w:b/>
-          <w:bCs/>
-        </w:rPr>
-        <w:t xml:space="preserve"> PERTAMA</w:t>
+        <w:t>PIHAK PERTAMA</w:t>
       </w:r>
     </w:p>
     <w:p>
@@ -732,21 +676,14 @@
                 <w:color w:val="000000"/>
               </w:rPr>
             </w:pPr>
-            <w:r>
-              <w:rPr>
-                <w:rFonts w:ascii="Calibri" w:hAnsi="Calibri" w:cs="Calibri"/>
+            <w:bookmarkStart w:id="0" w:name="_GoBack"/>
+            <w:bookmarkEnd w:id="0"/>
+            <w:r>
+              <w:rPr>
                 <w:color w:val="000000"/>
               </w:rPr>
-              <w:t xml:space="preserve">NIP. </w:t>
-            </w:r>
-            <w:bookmarkStart w:id="0" w:name="_GoBack"/>
-            <w:r>
-              <w:rPr>
-                <w:color w:val="000000"/>
-              </w:rPr>
               <w:t>{P2NIP}</w:t>
             </w:r>
-            <w:bookmarkEnd w:id="0"/>
           </w:p>
         </w:tc>
       </w:tr>
@@ -765,11 +702,9 @@
             <w:pPr>
               <w:spacing w:line="250" w:lineRule="auto"/>
             </w:pPr>
-            <w:proofErr w:type="spellStart"/>
             <w:r>
               <w:t>Jabatan</w:t>
             </w:r>
-            <w:proofErr w:type="spellEnd"/>
           </w:p>
         </w:tc>
         <w:tc>
@@ -876,37 +811,15 @@
         <w:spacing w:line="250" w:lineRule="auto"/>
         <w:ind w:left="700"/>
       </w:pPr>
-      <w:proofErr w:type="spellStart"/>
-      <w:r>
-        <w:t>Selanjutnya</w:t>
-      </w:r>
-      <w:proofErr w:type="spellEnd"/>
-      <w:r>
-        <w:t xml:space="preserve"> </w:t>
-      </w:r>
-      <w:proofErr w:type="spellStart"/>
-      <w:proofErr w:type="gramStart"/>
-      <w:r>
-        <w:t>disebut</w:t>
-      </w:r>
-      <w:proofErr w:type="spellEnd"/>
-      <w:r>
-        <w:t xml:space="preserve">  </w:t>
+      <w:r>
+        <w:t xml:space="preserve">Selanjutnya disebut  </w:t>
       </w:r>
       <w:r>
         <w:rPr>
           <w:b/>
           <w:bCs/>
         </w:rPr>
-        <w:t>PIHAK</w:t>
-      </w:r>
-      <w:proofErr w:type="gramEnd"/>
-      <w:r>
-        <w:rPr>
-          <w:b/>
-          <w:bCs/>
-        </w:rPr>
-        <w:t xml:space="preserve"> KEDUA</w:t>
+        <w:t>PIHAK KEDUA</w:t>
       </w:r>
     </w:p>
     <w:p>
@@ -920,13 +833,8 @@
         <w:ind w:firstLine="700"/>
         <w:jc w:val="both"/>
       </w:pPr>
-      <w:proofErr w:type="spellStart"/>
-      <w:r>
-        <w:t>Denganini</w:t>
-      </w:r>
-      <w:proofErr w:type="spellEnd"/>
-      <w:r>
-        <w:t xml:space="preserve"> </w:t>
+      <w:r>
+        <w:t xml:space="preserve">Denganini </w:t>
       </w:r>
       <w:r>
         <w:rPr>
@@ -936,95 +844,13 @@
         <w:t>PIHAK PERTAMA</w:t>
       </w:r>
       <w:r>
+        <w:t xml:space="preserve"> menyerahkan {JumlahUnit} unit kendaraan dinas roda {RodaText} </w:t>
+      </w:r>
+      <w:r>
         <w:t xml:space="preserve"> </w:t>
       </w:r>
-      <w:proofErr w:type="spellStart"/>
-      <w:r>
-        <w:t>menyerahkan</w:t>
-      </w:r>
-      <w:proofErr w:type="spellEnd"/>
-      <w:r>
-        <w:t xml:space="preserve"> {</w:t>
-      </w:r>
-      <w:proofErr w:type="spellStart"/>
-      <w:r>
-        <w:t>JumlahUnit</w:t>
-      </w:r>
-      <w:proofErr w:type="spellEnd"/>
-      <w:r>
-        <w:t xml:space="preserve">} unit </w:t>
-      </w:r>
-      <w:proofErr w:type="spellStart"/>
-      <w:r>
-        <w:t>kendaraan</w:t>
-      </w:r>
-      <w:proofErr w:type="spellEnd"/>
-      <w:r>
-        <w:t xml:space="preserve"> </w:t>
-      </w:r>
-      <w:proofErr w:type="spellStart"/>
-      <w:r>
-        <w:t>dinas</w:t>
-      </w:r>
-      <w:proofErr w:type="spellEnd"/>
-      <w:r>
-        <w:t xml:space="preserve"> </w:t>
-      </w:r>
-      <w:proofErr w:type="spellStart"/>
-      <w:r>
-        <w:t>roda</w:t>
-      </w:r>
-      <w:proofErr w:type="spellEnd"/>
-      <w:r>
-        <w:t xml:space="preserve"> {</w:t>
-      </w:r>
-      <w:proofErr w:type="spellStart"/>
-      <w:proofErr w:type="gramStart"/>
-      <w:r>
-        <w:t>RodaText</w:t>
-      </w:r>
-      <w:proofErr w:type="spellEnd"/>
-      <w:r>
-        <w:t xml:space="preserve">} </w:t>
-      </w:r>
-      <w:r>
-        <w:t xml:space="preserve"> </w:t>
-      </w:r>
-      <w:r>
-        <w:t xml:space="preserve"> </w:t>
-      </w:r>
-      <w:proofErr w:type="spellStart"/>
-      <w:proofErr w:type="gramEnd"/>
-      <w:r>
-        <w:t>milik</w:t>
-      </w:r>
-      <w:proofErr w:type="spellEnd"/>
-      <w:r>
-        <w:t xml:space="preserve"> </w:t>
-      </w:r>
-      <w:proofErr w:type="spellStart"/>
-      <w:r>
-        <w:t>Pemerintah</w:t>
-      </w:r>
-      <w:proofErr w:type="spellEnd"/>
-      <w:r>
-        <w:t xml:space="preserve"> </w:t>
-      </w:r>
-      <w:proofErr w:type="spellStart"/>
-      <w:r>
-        <w:t>Kabupaten</w:t>
-      </w:r>
-      <w:proofErr w:type="spellEnd"/>
-      <w:r>
-        <w:t xml:space="preserve"> Sumba Barat </w:t>
-      </w:r>
-      <w:proofErr w:type="spellStart"/>
-      <w:r>
-        <w:t>kepada</w:t>
-      </w:r>
-      <w:proofErr w:type="spellEnd"/>
-      <w:r>
-        <w:t xml:space="preserve"> </w:t>
+      <w:r>
+        <w:t xml:space="preserve"> milik Pemerintah Kabupaten Sumba Barat kepada </w:t>
       </w:r>
       <w:r>
         <w:rPr>
@@ -1034,39 +860,7 @@
         <w:t>PIHAK KEDUA</w:t>
       </w:r>
       <w:r>
-        <w:t xml:space="preserve"> </w:t>
-      </w:r>
-      <w:proofErr w:type="spellStart"/>
-      <w:r>
-        <w:t>sebagai</w:t>
-      </w:r>
-      <w:proofErr w:type="spellEnd"/>
-      <w:r>
-        <w:t xml:space="preserve"> </w:t>
-      </w:r>
-      <w:proofErr w:type="spellStart"/>
-      <w:r>
-        <w:t>pemegang</w:t>
-      </w:r>
-      <w:proofErr w:type="spellEnd"/>
-      <w:r>
-        <w:t xml:space="preserve"> </w:t>
-      </w:r>
-      <w:proofErr w:type="spellStart"/>
-      <w:r>
-        <w:t>kendaraan</w:t>
-      </w:r>
-      <w:proofErr w:type="spellEnd"/>
-      <w:r>
-        <w:t xml:space="preserve"> </w:t>
-      </w:r>
-      <w:proofErr w:type="spellStart"/>
-      <w:r>
-        <w:t>dinas</w:t>
-      </w:r>
-      <w:proofErr w:type="spellEnd"/>
-      <w:r>
-        <w:t xml:space="preserve"> dan </w:t>
+        <w:t xml:space="preserve"> sebagai pemegang kendaraan dinas dan </w:t>
       </w:r>
       <w:r>
         <w:rPr>
@@ -1076,47 +870,7 @@
         <w:t>PIHAK KEDUA</w:t>
       </w:r>
       <w:r>
-        <w:t xml:space="preserve"> </w:t>
-      </w:r>
-      <w:proofErr w:type="spellStart"/>
-      <w:r>
-        <w:t>menerima</w:t>
-      </w:r>
-      <w:proofErr w:type="spellEnd"/>
-      <w:r>
-        <w:t xml:space="preserve"> </w:t>
-      </w:r>
-      <w:proofErr w:type="spellStart"/>
-      <w:r>
-        <w:t>kendaraan</w:t>
-      </w:r>
-      <w:proofErr w:type="spellEnd"/>
-      <w:r>
-        <w:t xml:space="preserve"> </w:t>
-      </w:r>
-      <w:proofErr w:type="spellStart"/>
-      <w:r>
-        <w:t>dinas</w:t>
-      </w:r>
-      <w:proofErr w:type="spellEnd"/>
-      <w:r>
-        <w:t xml:space="preserve"> </w:t>
-      </w:r>
-      <w:proofErr w:type="spellStart"/>
-      <w:r>
-        <w:t>tersebut</w:t>
-      </w:r>
-      <w:proofErr w:type="spellEnd"/>
-      <w:r>
-        <w:t xml:space="preserve"> </w:t>
-      </w:r>
-      <w:proofErr w:type="spellStart"/>
-      <w:r>
-        <w:t>dari</w:t>
-      </w:r>
-      <w:proofErr w:type="spellEnd"/>
-      <w:r>
-        <w:t xml:space="preserve"> </w:t>
+        <w:t xml:space="preserve"> menerima kendaraan dinas tersebut dari </w:t>
       </w:r>
       <w:r>
         <w:rPr>
@@ -1126,77 +880,19 @@
         <w:t>PIHAK PERTAMA</w:t>
       </w:r>
       <w:r>
-        <w:t xml:space="preserve"> </w:t>
-      </w:r>
-      <w:proofErr w:type="spellStart"/>
-      <w:r>
-        <w:t>dalam</w:t>
-      </w:r>
-      <w:proofErr w:type="spellEnd"/>
-      <w:r>
-        <w:t xml:space="preserve"> </w:t>
-      </w:r>
-      <w:proofErr w:type="spellStart"/>
-      <w:r>
-        <w:t>keadaan</w:t>
-      </w:r>
-      <w:proofErr w:type="spellEnd"/>
-      <w:r>
-        <w:t xml:space="preserve"> BAIK </w:t>
-      </w:r>
-      <w:proofErr w:type="spellStart"/>
-      <w:r>
-        <w:t>untuk</w:t>
-      </w:r>
-      <w:proofErr w:type="spellEnd"/>
-      <w:r>
-        <w:t xml:space="preserve"> </w:t>
-      </w:r>
-      <w:proofErr w:type="spellStart"/>
-      <w:r>
-        <w:t>dipergu</w:t>
-      </w:r>
-      <w:r>
-        <w:t>nakan</w:t>
-      </w:r>
-      <w:proofErr w:type="spellEnd"/>
-      <w:r>
-        <w:t xml:space="preserve"> pada </w:t>
-      </w:r>
-      <w:proofErr w:type="spellStart"/>
-      <w:r>
-        <w:t>Bidang</w:t>
-      </w:r>
-      <w:proofErr w:type="spellEnd"/>
-      <w:r>
-        <w:t xml:space="preserve"> </w:t>
-      </w:r>
-      <w:proofErr w:type="spellStart"/>
-      <w:r>
-        <w:t>Infrastruktur</w:t>
-      </w:r>
-      <w:proofErr w:type="spellEnd"/>
-      <w:r>
-        <w:t xml:space="preserve"> dan </w:t>
-      </w:r>
-      <w:proofErr w:type="spellStart"/>
-      <w:r>
-        <w:t>kewilayaan</w:t>
-      </w:r>
-      <w:proofErr w:type="spellEnd"/>
+        <w:t xml:space="preserve"> dalam keadaan BAIK untuk dipergunakan pada Bidang </w:t>
+      </w:r>
+      <w:r>
+        <w:t>Infrastruktur dan kewilayaan</w:t>
+      </w:r>
       <w:r>
         <w:t xml:space="preserve"> Pada BAPP</w:t>
       </w:r>
       <w:r>
         <w:t xml:space="preserve">ERIDA </w:t>
       </w:r>
-      <w:proofErr w:type="spellStart"/>
-      <w:r>
-        <w:t>Kabupaten</w:t>
-      </w:r>
-      <w:proofErr w:type="spellEnd"/>
-      <w:r>
-        <w:t xml:space="preserve"> Sumba Barat.</w:t>
+      <w:r>
+        <w:t>Kabupaten Sumba Barat.</w:t>
       </w:r>
     </w:p>
     <w:p>
@@ -1205,64 +901,9 @@
         <w:ind w:firstLine="700"/>
         <w:jc w:val="both"/>
       </w:pPr>
-      <w:proofErr w:type="spellStart"/>
-      <w:r>
-        <w:t>Adapun</w:t>
-      </w:r>
-      <w:proofErr w:type="spellEnd"/>
-      <w:r>
-        <w:t xml:space="preserve"> </w:t>
-      </w:r>
-      <w:proofErr w:type="spellStart"/>
-      <w:r>
-        <w:t>identitas</w:t>
-      </w:r>
-      <w:proofErr w:type="spellEnd"/>
-      <w:r>
-        <w:t xml:space="preserve"> </w:t>
-      </w:r>
-      <w:proofErr w:type="spellStart"/>
-      <w:r>
-        <w:t>kendaraan</w:t>
-      </w:r>
-      <w:proofErr w:type="spellEnd"/>
-      <w:r>
-        <w:t xml:space="preserve"> </w:t>
-      </w:r>
-      <w:proofErr w:type="spellStart"/>
-      <w:r>
-        <w:t>tersebut</w:t>
-      </w:r>
-      <w:proofErr w:type="spellEnd"/>
-      <w:r>
-        <w:t xml:space="preserve"> </w:t>
-      </w:r>
-      <w:proofErr w:type="spellStart"/>
-      <w:r>
-        <w:t>adalah</w:t>
-      </w:r>
-      <w:proofErr w:type="spellEnd"/>
-      <w:r>
-        <w:t xml:space="preserve"> </w:t>
-      </w:r>
-      <w:proofErr w:type="spellStart"/>
-      <w:r>
-        <w:t>sebagai</w:t>
-      </w:r>
-      <w:proofErr w:type="spellEnd"/>
-      <w:r>
-        <w:t xml:space="preserve"> </w:t>
-      </w:r>
-      <w:proofErr w:type="spellStart"/>
-      <w:proofErr w:type="gramStart"/>
-      <w:r>
-        <w:t>berikut</w:t>
-      </w:r>
-      <w:proofErr w:type="spellEnd"/>
-      <w:r>
-        <w:t xml:space="preserve"> :</w:t>
-      </w:r>
-      <w:proofErr w:type="gramEnd"/>
+      <w:r>
+        <w:t>Adapun identitas kendaraan tersebut adalah sebagai berikut :</w:t>
+      </w:r>
     </w:p>
     <w:p>
       <w:pPr>
@@ -1493,7 +1134,6 @@
                 <w:szCs w:val="24"/>
               </w:rPr>
             </w:pPr>
-            <w:proofErr w:type="spellStart"/>
             <w:r>
               <w:rPr>
                 <w:sz w:val="24"/>
@@ -1501,7 +1141,6 @@
               </w:rPr>
               <w:t>Tahun</w:t>
             </w:r>
-            <w:proofErr w:type="spellEnd"/>
           </w:p>
           <w:p>
             <w:pPr>
@@ -1512,7 +1151,6 @@
                 <w:szCs w:val="24"/>
               </w:rPr>
             </w:pPr>
-            <w:proofErr w:type="spellStart"/>
             <w:r>
               <w:rPr>
                 <w:sz w:val="24"/>
@@ -1520,7 +1158,6 @@
               </w:rPr>
               <w:t>Pembuatan</w:t>
             </w:r>
-            <w:proofErr w:type="spellEnd"/>
           </w:p>
         </w:tc>
         <w:tc>
@@ -1587,17 +1224,8 @@
                 <w:sz w:val="24"/>
                 <w:szCs w:val="24"/>
               </w:rPr>
-              <w:t xml:space="preserve">No. </w:t>
-            </w:r>
-            <w:proofErr w:type="spellStart"/>
-            <w:r>
-              <w:rPr>
-                <w:sz w:val="24"/>
-                <w:szCs w:val="24"/>
-              </w:rPr>
-              <w:t>Mesin</w:t>
-            </w:r>
-            <w:proofErr w:type="spellEnd"/>
+              <w:t>No. Mesin</w:t>
+            </w:r>
           </w:p>
         </w:tc>
         <w:tc>
@@ -1769,23 +1397,7 @@
                 <w:sz w:val="20"/>
                 <w:szCs w:val="20"/>
               </w:rPr>
-              <w:t>{</w:t>
-            </w:r>
-            <w:proofErr w:type="spellStart"/>
-            <w:r>
-              <w:rPr>
-                <w:sz w:val="20"/>
-                <w:szCs w:val="20"/>
-              </w:rPr>
-              <w:t>MerkType</w:t>
-            </w:r>
-            <w:proofErr w:type="spellEnd"/>
-            <w:r>
-              <w:rPr>
-                <w:sz w:val="20"/>
-                <w:szCs w:val="20"/>
-              </w:rPr>
-              <w:t>}</w:t>
+              <w:t>{MerkType}</w:t>
             </w:r>
           </w:p>
         </w:tc>
@@ -1998,77 +1610,17 @@
       <w:pPr>
         <w:spacing w:line="250" w:lineRule="auto"/>
       </w:pPr>
-      <w:proofErr w:type="spellStart"/>
-      <w:r>
-        <w:t>Dengan</w:t>
-      </w:r>
-      <w:proofErr w:type="spellEnd"/>
-      <w:r>
-        <w:t xml:space="preserve"> </w:t>
-      </w:r>
-      <w:proofErr w:type="spellStart"/>
-      <w:r>
-        <w:t>rincian</w:t>
-      </w:r>
-      <w:proofErr w:type="spellEnd"/>
-      <w:r>
-        <w:t xml:space="preserve"> </w:t>
-      </w:r>
-      <w:proofErr w:type="spellStart"/>
-      <w:r>
-        <w:t>perlengkapan</w:t>
-      </w:r>
-      <w:proofErr w:type="spellEnd"/>
-      <w:r>
-        <w:t xml:space="preserve"> </w:t>
-      </w:r>
-      <w:proofErr w:type="spellStart"/>
-      <w:proofErr w:type="gramStart"/>
-      <w:r>
-        <w:t>kendaraan</w:t>
-      </w:r>
-      <w:proofErr w:type="spellEnd"/>
-      <w:r>
-        <w:t xml:space="preserve"> :</w:t>
-      </w:r>
-      <w:proofErr w:type="gramEnd"/>
+      <w:r>
+        <w:t>Dengan rincian perlengkapan kendaraan :</w:t>
+      </w:r>
     </w:p>
     <w:p>
       <w:pPr>
         <w:spacing w:line="250" w:lineRule="auto"/>
       </w:pPr>
       <w:r>
-        <w:t xml:space="preserve">STNK, Surat </w:t>
-      </w:r>
-      <w:proofErr w:type="spellStart"/>
-      <w:r>
-        <w:t>Ketetapan</w:t>
-      </w:r>
-      <w:proofErr w:type="spellEnd"/>
-      <w:r>
-        <w:t xml:space="preserve"> </w:t>
-      </w:r>
-      <w:proofErr w:type="spellStart"/>
-      <w:r>
-        <w:t>Pajak</w:t>
-      </w:r>
-      <w:proofErr w:type="spellEnd"/>
-      <w:r>
-        <w:t xml:space="preserve"> </w:t>
-      </w:r>
-      <w:proofErr w:type="spellStart"/>
-      <w:r>
-        <w:t>Kendaraan</w:t>
-      </w:r>
-      <w:proofErr w:type="spellEnd"/>
-      <w:r>
-        <w:t xml:space="preserve"> </w:t>
-      </w:r>
-      <w:proofErr w:type="spellStart"/>
-      <w:r>
-        <w:t>Bermotor</w:t>
-      </w:r>
-      <w:proofErr w:type="spellEnd"/>
+        <w:t>STNK, Surat Ketetapan Pajak Kendaraan Bermotor</w:t>
+      </w:r>
     </w:p>
     <w:p>
       <w:pPr>
@@ -2082,108 +1634,7 @@
         <w:jc w:val="both"/>
       </w:pPr>
       <w:r>
-        <w:t xml:space="preserve">PIHAK </w:t>
-      </w:r>
-      <w:proofErr w:type="gramStart"/>
-      <w:r>
-        <w:t xml:space="preserve">KEDUA  </w:t>
-      </w:r>
-      <w:proofErr w:type="spellStart"/>
-      <w:r>
-        <w:t>bertanggungjawab</w:t>
-      </w:r>
-      <w:proofErr w:type="spellEnd"/>
-      <w:proofErr w:type="gramEnd"/>
-      <w:r>
-        <w:t xml:space="preserve"> </w:t>
-      </w:r>
-      <w:proofErr w:type="spellStart"/>
-      <w:r>
-        <w:t>atas</w:t>
-      </w:r>
-      <w:proofErr w:type="spellEnd"/>
-      <w:r>
-        <w:t xml:space="preserve"> </w:t>
-      </w:r>
-      <w:proofErr w:type="spellStart"/>
-      <w:r>
-        <w:t>kendaraan</w:t>
-      </w:r>
-      <w:proofErr w:type="spellEnd"/>
-      <w:r>
-        <w:t xml:space="preserve"> </w:t>
-      </w:r>
-      <w:proofErr w:type="spellStart"/>
-      <w:r>
-        <w:t>dinas</w:t>
-      </w:r>
-      <w:proofErr w:type="spellEnd"/>
-      <w:r>
-        <w:t xml:space="preserve"> </w:t>
-      </w:r>
-      <w:proofErr w:type="spellStart"/>
-      <w:r>
-        <w:t>beserta</w:t>
-      </w:r>
-      <w:proofErr w:type="spellEnd"/>
-      <w:r>
-        <w:t xml:space="preserve"> </w:t>
-      </w:r>
-      <w:proofErr w:type="spellStart"/>
-      <w:r>
-        <w:t>perlengkapannya</w:t>
-      </w:r>
-      <w:proofErr w:type="spellEnd"/>
-      <w:r>
-        <w:t xml:space="preserve"> </w:t>
-      </w:r>
-      <w:proofErr w:type="spellStart"/>
-      <w:r>
-        <w:t>dengan</w:t>
-      </w:r>
-      <w:proofErr w:type="spellEnd"/>
-      <w:r>
-        <w:t xml:space="preserve"> </w:t>
-      </w:r>
-      <w:proofErr w:type="spellStart"/>
-      <w:r>
-        <w:t>seluruh</w:t>
-      </w:r>
-      <w:proofErr w:type="spellEnd"/>
-      <w:r>
-        <w:t xml:space="preserve"> </w:t>
-      </w:r>
-      <w:proofErr w:type="spellStart"/>
-      <w:r>
-        <w:t>resiko</w:t>
-      </w:r>
-      <w:proofErr w:type="spellEnd"/>
-      <w:r>
-        <w:t xml:space="preserve"> yang </w:t>
-      </w:r>
-      <w:proofErr w:type="spellStart"/>
-      <w:r>
-        <w:t>melekat</w:t>
-      </w:r>
-      <w:proofErr w:type="spellEnd"/>
-      <w:r>
-        <w:t xml:space="preserve"> pada </w:t>
-      </w:r>
-      <w:proofErr w:type="spellStart"/>
-      <w:r>
-        <w:t>kendaraan</w:t>
-      </w:r>
-      <w:proofErr w:type="spellEnd"/>
-      <w:r>
-        <w:t xml:space="preserve"> </w:t>
-      </w:r>
-      <w:proofErr w:type="spellStart"/>
-      <w:r>
-        <w:t>tersebut</w:t>
-      </w:r>
-      <w:proofErr w:type="spellEnd"/>
-      <w:r>
-        <w:t>.</w:t>
+        <w:t>PIHAK KEDUA  bertanggungjawab atas kendaraan dinas beserta perlengkapannya dengan seluruh resiko yang melekat pada kendaraan tersebut.</w:t>
       </w:r>
     </w:p>
     <w:p>
@@ -2193,119 +1644,7 @@
         <w:jc w:val="both"/>
       </w:pPr>
       <w:r>
-        <w:t xml:space="preserve">PIHAK KEDUA </w:t>
-      </w:r>
-      <w:proofErr w:type="spellStart"/>
-      <w:r>
-        <w:t>bersedia</w:t>
-      </w:r>
-      <w:proofErr w:type="spellEnd"/>
-      <w:r>
-        <w:t xml:space="preserve"> dan </w:t>
-      </w:r>
-      <w:proofErr w:type="spellStart"/>
-      <w:r>
-        <w:t>wajib</w:t>
-      </w:r>
-      <w:proofErr w:type="spellEnd"/>
-      <w:r>
-        <w:t xml:space="preserve"> </w:t>
-      </w:r>
-      <w:proofErr w:type="spellStart"/>
-      <w:r>
-        <w:t>mengembalikan</w:t>
-      </w:r>
-      <w:proofErr w:type="spellEnd"/>
-      <w:r>
-        <w:t xml:space="preserve"> </w:t>
-      </w:r>
-      <w:proofErr w:type="spellStart"/>
-      <w:r>
-        <w:t>kendaraan</w:t>
-      </w:r>
-      <w:proofErr w:type="spellEnd"/>
-      <w:r>
-        <w:t xml:space="preserve"> </w:t>
-      </w:r>
-      <w:proofErr w:type="spellStart"/>
-      <w:r>
-        <w:t>dinas</w:t>
-      </w:r>
-      <w:proofErr w:type="spellEnd"/>
-      <w:r>
-        <w:t xml:space="preserve"> </w:t>
-      </w:r>
-      <w:proofErr w:type="spellStart"/>
-      <w:r>
-        <w:t>dimaksud</w:t>
-      </w:r>
-      <w:proofErr w:type="spellEnd"/>
-      <w:r>
-        <w:t xml:space="preserve"> pada </w:t>
-      </w:r>
-      <w:proofErr w:type="spellStart"/>
-      <w:r>
-        <w:t>saat</w:t>
-      </w:r>
-      <w:proofErr w:type="spellEnd"/>
-      <w:r>
-        <w:t xml:space="preserve"> </w:t>
-      </w:r>
-      <w:proofErr w:type="spellStart"/>
-      <w:r>
-        <w:t>berakhirnya</w:t>
-      </w:r>
-      <w:proofErr w:type="spellEnd"/>
-      <w:r>
-        <w:t xml:space="preserve"> </w:t>
-      </w:r>
-      <w:proofErr w:type="spellStart"/>
-      <w:r>
-        <w:t>jangka</w:t>
-      </w:r>
-      <w:proofErr w:type="spellEnd"/>
-      <w:r>
-        <w:t xml:space="preserve"> </w:t>
-      </w:r>
-      <w:proofErr w:type="spellStart"/>
-      <w:r>
-        <w:t>waktu</w:t>
-      </w:r>
-      <w:proofErr w:type="spellEnd"/>
-      <w:r>
-        <w:t xml:space="preserve"> </w:t>
-      </w:r>
-      <w:proofErr w:type="spellStart"/>
-      <w:r>
-        <w:t>penggunaan</w:t>
-      </w:r>
-      <w:proofErr w:type="spellEnd"/>
-      <w:r>
-        <w:t xml:space="preserve"> </w:t>
-      </w:r>
-      <w:proofErr w:type="spellStart"/>
-      <w:r>
-        <w:t>atau</w:t>
-      </w:r>
-      <w:proofErr w:type="spellEnd"/>
-      <w:r>
-        <w:t xml:space="preserve"> </w:t>
-      </w:r>
-      <w:proofErr w:type="spellStart"/>
-      <w:r>
-        <w:t>berakhirnya</w:t>
-      </w:r>
-      <w:proofErr w:type="spellEnd"/>
-      <w:r>
-        <w:t xml:space="preserve"> masa </w:t>
-      </w:r>
-      <w:proofErr w:type="spellStart"/>
-      <w:r>
-        <w:t>jabatan</w:t>
-      </w:r>
-      <w:proofErr w:type="spellEnd"/>
-      <w:r>
-        <w:t>.</w:t>
+        <w:t>PIHAK KEDUA bersedia dan wajib mengembalikan kendaraan dinas dimaksud pada saat berakhirnya jangka waktu penggunaan atau berakhirnya masa jabatan.</w:t>
       </w:r>
     </w:p>
     <w:p>
@@ -2314,176 +1653,8 @@
         <w:ind w:firstLine="700"/>
         <w:jc w:val="both"/>
       </w:pPr>
-      <w:proofErr w:type="spellStart"/>
-      <w:r>
-        <w:t>Kehilangan</w:t>
-      </w:r>
-      <w:proofErr w:type="spellEnd"/>
-      <w:r>
-        <w:t xml:space="preserve"> </w:t>
-      </w:r>
-      <w:proofErr w:type="spellStart"/>
-      <w:r>
-        <w:t>kendaraan</w:t>
-      </w:r>
-      <w:proofErr w:type="spellEnd"/>
-      <w:r>
-        <w:t xml:space="preserve"> </w:t>
-      </w:r>
-      <w:proofErr w:type="spellStart"/>
-      <w:r>
-        <w:t>dina</w:t>
-      </w:r>
-      <w:r>
-        <w:t>s</w:t>
-      </w:r>
-      <w:proofErr w:type="spellEnd"/>
-      <w:r>
-        <w:t xml:space="preserve"> </w:t>
-      </w:r>
-      <w:proofErr w:type="spellStart"/>
-      <w:r>
-        <w:t>sebagai</w:t>
-      </w:r>
-      <w:proofErr w:type="spellEnd"/>
-      <w:r>
-        <w:t xml:space="preserve"> </w:t>
-      </w:r>
-      <w:proofErr w:type="spellStart"/>
-      <w:r>
-        <w:t>akibat</w:t>
-      </w:r>
-      <w:proofErr w:type="spellEnd"/>
-      <w:r>
-        <w:t xml:space="preserve"> </w:t>
-      </w:r>
-      <w:proofErr w:type="spellStart"/>
-      <w:r>
-        <w:t>dari</w:t>
-      </w:r>
-      <w:proofErr w:type="spellEnd"/>
-      <w:r>
-        <w:t xml:space="preserve"> </w:t>
-      </w:r>
-      <w:proofErr w:type="spellStart"/>
-      <w:r>
-        <w:t>kesalahan</w:t>
-      </w:r>
-      <w:proofErr w:type="spellEnd"/>
-      <w:r>
-        <w:t xml:space="preserve"> </w:t>
-      </w:r>
-      <w:proofErr w:type="spellStart"/>
-      <w:r>
-        <w:t>atau</w:t>
-      </w:r>
-      <w:proofErr w:type="spellEnd"/>
-      <w:r>
-        <w:t xml:space="preserve"> </w:t>
-      </w:r>
-      <w:proofErr w:type="spellStart"/>
-      <w:r>
-        <w:t>kelalaian</w:t>
-      </w:r>
-      <w:proofErr w:type="spellEnd"/>
-      <w:r>
-        <w:t xml:space="preserve"> </w:t>
-      </w:r>
-      <w:proofErr w:type="spellStart"/>
-      <w:r>
-        <w:t>atau</w:t>
-      </w:r>
-      <w:proofErr w:type="spellEnd"/>
-      <w:r>
-        <w:t xml:space="preserve"> </w:t>
-      </w:r>
-      <w:proofErr w:type="spellStart"/>
-      <w:r>
-        <w:t>penyimpangan</w:t>
-      </w:r>
-      <w:proofErr w:type="spellEnd"/>
-      <w:r>
-        <w:t xml:space="preserve"> </w:t>
-      </w:r>
-      <w:proofErr w:type="spellStart"/>
-      <w:r>
-        <w:t>dari</w:t>
-      </w:r>
-      <w:proofErr w:type="spellEnd"/>
-      <w:r>
-        <w:t xml:space="preserve"> </w:t>
-      </w:r>
-      <w:proofErr w:type="spellStart"/>
-      <w:r>
-        <w:t>ketentuan</w:t>
-      </w:r>
-      <w:proofErr w:type="spellEnd"/>
-      <w:r>
-        <w:t xml:space="preserve">, </w:t>
-      </w:r>
-      <w:proofErr w:type="spellStart"/>
-      <w:r>
-        <w:t>menjadi</w:t>
-      </w:r>
-      <w:proofErr w:type="spellEnd"/>
-      <w:r>
-        <w:t xml:space="preserve"> </w:t>
-      </w:r>
-      <w:proofErr w:type="spellStart"/>
-      <w:r>
-        <w:t>tanggungjawab</w:t>
-      </w:r>
-      <w:proofErr w:type="spellEnd"/>
-      <w:r>
-        <w:t xml:space="preserve"> PIHAK KEDUA </w:t>
-      </w:r>
-      <w:proofErr w:type="spellStart"/>
-      <w:r>
-        <w:t>dengan</w:t>
-      </w:r>
-      <w:proofErr w:type="spellEnd"/>
-      <w:r>
-        <w:t xml:space="preserve"> </w:t>
-      </w:r>
-      <w:proofErr w:type="spellStart"/>
-      <w:r>
-        <w:t>sanksi</w:t>
-      </w:r>
-      <w:proofErr w:type="spellEnd"/>
-      <w:r>
-        <w:t xml:space="preserve"> </w:t>
-      </w:r>
-      <w:proofErr w:type="spellStart"/>
-      <w:r>
-        <w:t>sesuai</w:t>
-      </w:r>
-      <w:proofErr w:type="spellEnd"/>
-      <w:r>
-        <w:t xml:space="preserve"> </w:t>
-      </w:r>
-      <w:proofErr w:type="spellStart"/>
-      <w:r>
-        <w:t>ketentuan</w:t>
-      </w:r>
-      <w:proofErr w:type="spellEnd"/>
-      <w:r>
-        <w:t xml:space="preserve"> </w:t>
-      </w:r>
-      <w:proofErr w:type="spellStart"/>
-      <w:r>
-        <w:t>peraturan</w:t>
-      </w:r>
-      <w:proofErr w:type="spellEnd"/>
-      <w:r>
-        <w:t xml:space="preserve"> </w:t>
-      </w:r>
-      <w:proofErr w:type="spellStart"/>
-      <w:r>
-        <w:t>perundang-undangan</w:t>
-      </w:r>
-      <w:proofErr w:type="spellEnd"/>
-      <w:r>
-        <w:t>.</w:t>
+      <w:r>
+        <w:t>Kehilangan kendaraan dinas sebagai akibat dari kesalahan atau kelalaian atau penyimpangan dari ketentuan, menjadi tanggungjawab PIHAK KEDUA dengan sanksi sesuai ketentuan peraturan perundang-undangan.</w:t>
       </w:r>
     </w:p>
     <w:p>
@@ -2497,69 +1668,8 @@
         <w:ind w:firstLine="700"/>
         <w:jc w:val="both"/>
       </w:pPr>
-      <w:proofErr w:type="spellStart"/>
-      <w:r>
-        <w:t>Demikian</w:t>
-      </w:r>
-      <w:proofErr w:type="spellEnd"/>
-      <w:r>
-        <w:t xml:space="preserve"> </w:t>
-      </w:r>
-      <w:proofErr w:type="spellStart"/>
-      <w:r>
-        <w:t>Berita</w:t>
-      </w:r>
-      <w:proofErr w:type="spellEnd"/>
-      <w:r>
-        <w:t xml:space="preserve"> Acara </w:t>
-      </w:r>
-      <w:proofErr w:type="spellStart"/>
-      <w:r>
-        <w:t>ini</w:t>
-      </w:r>
-      <w:proofErr w:type="spellEnd"/>
-      <w:r>
-        <w:t xml:space="preserve"> </w:t>
-      </w:r>
-      <w:proofErr w:type="spellStart"/>
-      <w:r>
-        <w:t>dibuat</w:t>
-      </w:r>
-      <w:proofErr w:type="spellEnd"/>
-      <w:r>
-        <w:t xml:space="preserve"> </w:t>
-      </w:r>
-      <w:proofErr w:type="spellStart"/>
-      <w:r>
-        <w:t>untuk</w:t>
-      </w:r>
-      <w:proofErr w:type="spellEnd"/>
-      <w:r>
-        <w:t xml:space="preserve"> </w:t>
-      </w:r>
-      <w:proofErr w:type="spellStart"/>
-      <w:r>
-        <w:t>dipergunakan</w:t>
-      </w:r>
-      <w:proofErr w:type="spellEnd"/>
-      <w:r>
-        <w:t xml:space="preserve"> </w:t>
-      </w:r>
-      <w:proofErr w:type="spellStart"/>
-      <w:r>
-        <w:t>sebagaimana</w:t>
-      </w:r>
-      <w:proofErr w:type="spellEnd"/>
-      <w:r>
-        <w:t xml:space="preserve"> </w:t>
-      </w:r>
-      <w:proofErr w:type="spellStart"/>
-      <w:r>
-        <w:t>mestinya</w:t>
-      </w:r>
-      <w:proofErr w:type="spellEnd"/>
-      <w:r>
-        <w:t>.</w:t>
+      <w:r>
+        <w:t>Demikian Berita Acara ini dibuat untuk dipergunakan sebagaimana mestinya.</w:t>
       </w:r>
     </w:p>
     <w:p>
